--- a/SG2_Units/SG2_Artefacts/SG2_Requirements.docx
+++ b/SG2_Units/SG2_Artefacts/SG2_Requirements.docx
@@ -7,13 +7,15 @@
         <w:pStyle w:val="Rubrik1"/>
         <w:spacing w:line="276" w:lineRule="auto"/>
         <w:rPr>
-          <w:rFonts w:asciiTheme="minorHAnsi" w:hAnsiTheme="minorHAnsi" w:eastAsiaTheme="minorEastAsia" w:cstheme="minorBidi"/>
+          <w:rFonts w:ascii="Arial" w:hAnsi="Arial" w:eastAsia="Arial" w:cs="Arial" w:asciiTheme="minorAscii" w:hAnsiTheme="minorAscii" w:eastAsiaTheme="minorEastAsia" w:cstheme="minorBidi"/>
+          <w:color w:val="auto"/>
           <w:lang w:val="en-GB"/>
         </w:rPr>
       </w:pPr>
       <w:r>
         <w:rPr>
-          <w:rFonts w:asciiTheme="minorHAnsi" w:hAnsiTheme="minorHAnsi" w:eastAsiaTheme="minorEastAsia" w:cstheme="minorBidi"/>
+          <w:rFonts w:ascii="Arial" w:hAnsi="Arial" w:eastAsia="Arial" w:cs="Arial" w:asciiTheme="minorAscii" w:hAnsiTheme="minorAscii" w:eastAsiaTheme="minorEastAsia" w:cstheme="minorBidi"/>
+          <w:color w:val="auto"/>
           <w:lang w:val="en-GB"/>
         </w:rPr>
         <w:t xml:space="preserve">Requirements Documentation </w:t>
@@ -23,7 +25,8 @@
       <w:pPr>
         <w:spacing w:line="276" w:lineRule="auto"/>
         <w:rPr>
-          <w:rFonts w:asciiTheme="minorHAnsi" w:hAnsiTheme="minorHAnsi" w:eastAsiaTheme="minorEastAsia" w:cstheme="minorBidi"/>
+          <w:rFonts w:ascii="Arial" w:hAnsi="Arial" w:eastAsia="Arial" w:cs="Arial" w:asciiTheme="minorAscii" w:hAnsiTheme="minorAscii" w:eastAsiaTheme="minorEastAsia" w:cstheme="minorBidi"/>
+          <w:color w:val="auto"/>
           <w:lang w:val="en-GB"/>
         </w:rPr>
       </w:pPr>
@@ -33,13 +36,15 @@
         <w:pStyle w:val="Rubrik1"/>
         <w:spacing w:before="240" w:after="60" w:line="276" w:lineRule="auto"/>
         <w:rPr>
-          <w:rFonts w:asciiTheme="minorHAnsi" w:hAnsiTheme="minorHAnsi" w:eastAsiaTheme="minorEastAsia" w:cstheme="minorBidi"/>
+          <w:rFonts w:ascii="Arial" w:hAnsi="Arial" w:eastAsia="Arial" w:cs="Arial" w:asciiTheme="minorAscii" w:hAnsiTheme="minorAscii" w:eastAsiaTheme="minorEastAsia" w:cstheme="minorBidi"/>
+          <w:color w:val="auto"/>
           <w:lang w:val="en-GB"/>
         </w:rPr>
       </w:pPr>
       <w:r>
         <w:rPr>
-          <w:rFonts w:asciiTheme="minorHAnsi" w:hAnsiTheme="minorHAnsi" w:eastAsiaTheme="minorEastAsia" w:cstheme="minorBidi"/>
+          <w:rFonts w:ascii="Arial" w:hAnsi="Arial" w:eastAsia="Arial" w:cs="Arial" w:asciiTheme="minorAscii" w:hAnsiTheme="minorAscii" w:eastAsiaTheme="minorEastAsia" w:cstheme="minorBidi"/>
+          <w:color w:val="auto"/>
           <w:lang w:val="en-GB"/>
         </w:rPr>
         <w:t>Interactive House – Subgroup 2: Units</w:t>
@@ -633,9 +638,15 @@
               <w:spacing w:line="276" w:lineRule="auto"/>
               <w:jc w:val="center"/>
               <w:rPr>
-                <w:rFonts w:asciiTheme="minorHAnsi" w:hAnsiTheme="minorHAnsi" w:eastAsiaTheme="minorEastAsia" w:cstheme="minorBidi"/>
+                <w:rFonts w:ascii="Arial" w:hAnsi="Arial" w:eastAsia="Arial" w:cs="Arial" w:asciiTheme="minorAscii" w:hAnsiTheme="minorAscii" w:eastAsiaTheme="minorEastAsia" w:cstheme="minorBidi"/>
               </w:rPr>
             </w:pPr>
+            <w:r>
+              <w:rPr>
+                <w:rFonts w:ascii="Arial" w:hAnsi="Arial" w:eastAsia="Arial" w:cs="Arial" w:asciiTheme="minorAscii" w:hAnsiTheme="minorAscii" w:eastAsiaTheme="minorEastAsia" w:cstheme="minorBidi"/>
+              </w:rPr>
+              <w:t>15/3/2026</w:t>
+            </w:r>
           </w:p>
         </w:tc>
         <w:tc>
@@ -655,9 +666,15 @@
               <w:spacing w:line="276" w:lineRule="auto"/>
               <w:jc w:val="center"/>
               <w:rPr>
-                <w:rFonts w:asciiTheme="minorHAnsi" w:hAnsiTheme="minorHAnsi" w:eastAsiaTheme="minorEastAsia" w:cstheme="minorBidi"/>
+                <w:rFonts w:ascii="Arial" w:hAnsi="Arial" w:eastAsia="Arial" w:cs="Arial" w:asciiTheme="minorAscii" w:hAnsiTheme="minorAscii" w:eastAsiaTheme="minorEastAsia" w:cstheme="minorBidi"/>
               </w:rPr>
             </w:pPr>
+            <w:r>
+              <w:rPr>
+                <w:rFonts w:ascii="Arial" w:hAnsi="Arial" w:eastAsia="Arial" w:cs="Arial" w:asciiTheme="minorAscii" w:hAnsiTheme="minorAscii" w:eastAsiaTheme="minorEastAsia" w:cstheme="minorBidi"/>
+              </w:rPr>
+              <w:t>1.3</w:t>
+            </w:r>
           </w:p>
         </w:tc>
         <w:tc>
@@ -677,9 +694,15 @@
               <w:spacing w:line="276" w:lineRule="auto"/>
               <w:jc w:val="center"/>
               <w:rPr>
-                <w:rFonts w:asciiTheme="minorHAnsi" w:hAnsiTheme="minorHAnsi" w:eastAsiaTheme="minorEastAsia" w:cstheme="minorBidi"/>
+                <w:rFonts w:ascii="Arial" w:hAnsi="Arial" w:eastAsia="Arial" w:cs="Arial" w:asciiTheme="minorAscii" w:hAnsiTheme="minorAscii" w:eastAsiaTheme="minorEastAsia" w:cstheme="minorBidi"/>
               </w:rPr>
             </w:pPr>
+            <w:r>
+              <w:rPr>
+                <w:rFonts w:ascii="Arial" w:hAnsi="Arial" w:eastAsia="Arial" w:cs="Arial" w:asciiTheme="minorAscii" w:hAnsiTheme="minorAscii" w:eastAsiaTheme="minorEastAsia" w:cstheme="minorBidi"/>
+              </w:rPr>
+              <w:t>Update descriptions R20 – R21</w:t>
+            </w:r>
           </w:p>
         </w:tc>
         <w:tc>
@@ -699,9 +722,15 @@
               <w:spacing w:line="276" w:lineRule="auto"/>
               <w:jc w:val="center"/>
               <w:rPr>
-                <w:rFonts w:asciiTheme="minorHAnsi" w:hAnsiTheme="minorHAnsi" w:eastAsiaTheme="minorEastAsia" w:cstheme="minorBidi"/>
+                <w:rFonts w:ascii="Arial" w:hAnsi="Arial" w:eastAsia="Arial" w:cs="Arial" w:asciiTheme="minorAscii" w:hAnsiTheme="minorAscii" w:eastAsiaTheme="minorEastAsia" w:cstheme="minorBidi"/>
               </w:rPr>
             </w:pPr>
+            <w:r>
+              <w:rPr>
+                <w:rFonts w:ascii="Arial" w:hAnsi="Arial" w:eastAsia="Arial" w:cs="Arial" w:asciiTheme="minorAscii" w:hAnsiTheme="minorAscii" w:eastAsiaTheme="minorEastAsia" w:cstheme="minorBidi"/>
+              </w:rPr>
+              <w:t>Mustafa Al-Bayati</w:t>
+            </w:r>
           </w:p>
         </w:tc>
       </w:tr>
@@ -4359,30 +4388,100 @@
       <w:pPr>
         <w:spacing w:line="276" w:lineRule="auto"/>
         <w:rPr>
-          <w:rFonts w:asciiTheme="minorHAnsi" w:hAnsiTheme="minorHAnsi" w:eastAsiaTheme="minorEastAsia" w:cstheme="minorBidi"/>
-          <w:lang w:val="en-US"/>
-        </w:rPr>
-      </w:pPr>
-      <w:r>
-        <w:rPr>
-          <w:rFonts w:asciiTheme="minorHAnsi" w:hAnsiTheme="minorHAnsi" w:eastAsiaTheme="minorEastAsia" w:cstheme="minorBidi"/>
-          <w:lang w:val="en-US"/>
-        </w:rPr>
-        <w:t>The mobile app sh</w:t>
-      </w:r>
-      <w:r>
-        <w:rPr>
-          <w:rFonts w:asciiTheme="minorHAnsi" w:hAnsiTheme="minorHAnsi" w:eastAsiaTheme="minorEastAsia" w:cstheme="minorBidi"/>
+          <w:rFonts w:ascii="Arial" w:hAnsi="Arial" w:eastAsia="Arial" w:cs="Arial" w:asciiTheme="minorAscii" w:hAnsiTheme="minorAscii" w:eastAsiaTheme="minorEastAsia" w:cstheme="minorBidi"/>
+          <w:lang w:val="en-US"/>
+        </w:rPr>
+      </w:pPr>
+      <w:r>
+        <w:rPr>
+          <w:rFonts w:ascii="Arial" w:hAnsi="Arial" w:eastAsia="Arial" w:cs="Arial" w:asciiTheme="minorAscii" w:hAnsiTheme="minorAscii" w:eastAsiaTheme="minorEastAsia" w:cstheme="minorBidi"/>
+          <w:lang w:val="en-US"/>
+        </w:rPr>
+        <w:t xml:space="preserve">The mobile app </w:t>
+      </w:r>
+      <w:r>
+        <w:rPr>
+          <w:rFonts w:ascii="Arial" w:hAnsi="Arial" w:eastAsia="Arial" w:cs="Arial" w:asciiTheme="minorAscii" w:hAnsiTheme="minorAscii" w:eastAsiaTheme="minorEastAsia" w:cstheme="minorBidi"/>
+          <w:lang w:val="en-US"/>
+        </w:rPr>
+        <w:t>sh</w:t>
+      </w:r>
+      <w:r>
+        <w:rPr>
+          <w:rFonts w:ascii="Arial" w:hAnsi="Arial" w:eastAsia="Arial" w:cs="Arial" w:asciiTheme="minorAscii" w:hAnsiTheme="minorAscii" w:eastAsiaTheme="minorEastAsia" w:cstheme="minorBidi"/>
           <w:lang w:val="en-US"/>
         </w:rPr>
         <w:t>oule</w:t>
       </w:r>
       <w:r>
         <w:rPr>
-          <w:rFonts w:asciiTheme="minorHAnsi" w:hAnsiTheme="minorHAnsi" w:eastAsiaTheme="minorEastAsia" w:cstheme="minorBidi"/>
-          <w:lang w:val="en-US"/>
-        </w:rPr>
-        <w:t>l allow users to enable Biometric Login (TouchID, FaceID, or Android Biometrics) after the initial manual login. This provides a faster, secure way to access the House Server without re-entering credentials.</w:t>
+          <w:rFonts w:ascii="Arial" w:hAnsi="Arial" w:eastAsia="Arial" w:cs="Arial" w:asciiTheme="minorAscii" w:hAnsiTheme="minorAscii" w:eastAsiaTheme="minorEastAsia" w:cstheme="minorBidi"/>
+          <w:lang w:val="en-US"/>
+        </w:rPr>
+        <w:t>l</w:t>
+      </w:r>
+      <w:r>
+        <w:rPr>
+          <w:rFonts w:ascii="Arial" w:hAnsi="Arial" w:eastAsia="Arial" w:cs="Arial" w:asciiTheme="minorAscii" w:hAnsiTheme="minorAscii" w:eastAsiaTheme="minorEastAsia" w:cstheme="minorBidi"/>
+          <w:lang w:val="en-US"/>
+        </w:rPr>
+        <w:t xml:space="preserve"> allow users to enable Biometric Login (</w:t>
+      </w:r>
+      <w:r>
+        <w:rPr>
+          <w:rFonts w:ascii="Arial" w:hAnsi="Arial" w:eastAsia="Arial" w:cs="Arial" w:asciiTheme="minorAscii" w:hAnsiTheme="minorAscii" w:eastAsiaTheme="minorEastAsia" w:cstheme="minorBidi"/>
+          <w:lang w:val="en-US"/>
+        </w:rPr>
+        <w:t>TouchID</w:t>
+      </w:r>
+      <w:r>
+        <w:rPr>
+          <w:rFonts w:ascii="Arial" w:hAnsi="Arial" w:eastAsia="Arial" w:cs="Arial" w:asciiTheme="minorAscii" w:hAnsiTheme="minorAscii" w:eastAsiaTheme="minorEastAsia" w:cstheme="minorBidi"/>
+          <w:lang w:val="en-US"/>
+        </w:rPr>
+        <w:t xml:space="preserve">, </w:t>
+      </w:r>
+      <w:r>
+        <w:rPr>
+          <w:rFonts w:ascii="Arial" w:hAnsi="Arial" w:eastAsia="Arial" w:cs="Arial" w:asciiTheme="minorAscii" w:hAnsiTheme="minorAscii" w:eastAsiaTheme="minorEastAsia" w:cstheme="minorBidi"/>
+          <w:lang w:val="en-US"/>
+        </w:rPr>
+        <w:t>FaceID</w:t>
+      </w:r>
+      <w:r>
+        <w:rPr>
+          <w:rFonts w:ascii="Arial" w:hAnsi="Arial" w:eastAsia="Arial" w:cs="Arial" w:asciiTheme="minorAscii" w:hAnsiTheme="minorAscii" w:eastAsiaTheme="minorEastAsia" w:cstheme="minorBidi"/>
+          <w:lang w:val="en-US"/>
+        </w:rPr>
+        <w:t xml:space="preserve">, or Android Biometrics) after the </w:t>
+      </w:r>
+      <w:r>
+        <w:rPr>
+          <w:rFonts w:ascii="Arial" w:hAnsi="Arial" w:eastAsia="Arial" w:cs="Arial" w:asciiTheme="minorAscii" w:hAnsiTheme="minorAscii" w:eastAsiaTheme="minorEastAsia" w:cstheme="minorBidi"/>
+          <w:lang w:val="en-US"/>
+        </w:rPr>
+        <w:t>initial</w:t>
+      </w:r>
+      <w:r>
+        <w:rPr>
+          <w:rFonts w:ascii="Arial" w:hAnsi="Arial" w:eastAsia="Arial" w:cs="Arial" w:asciiTheme="minorAscii" w:hAnsiTheme="minorAscii" w:eastAsiaTheme="minorEastAsia" w:cstheme="minorBidi"/>
+          <w:lang w:val="en-US"/>
+        </w:rPr>
+        <w:t xml:space="preserve"> manual login. This provides a </w:t>
+      </w:r>
+      <w:r>
+        <w:rPr>
+          <w:rFonts w:ascii="Arial" w:hAnsi="Arial" w:eastAsia="Arial" w:cs="Arial" w:asciiTheme="minorAscii" w:hAnsiTheme="minorAscii" w:eastAsiaTheme="minorEastAsia" w:cstheme="minorBidi"/>
+          <w:lang w:val="en-US"/>
+        </w:rPr>
+        <w:t>more</w:t>
+      </w:r>
+      <w:r>
+        <w:rPr>
+          <w:rFonts w:ascii="Arial" w:hAnsi="Arial" w:eastAsia="Arial" w:cs="Arial" w:asciiTheme="minorAscii" w:hAnsiTheme="minorAscii" w:eastAsiaTheme="minorEastAsia" w:cstheme="minorBidi"/>
+          <w:lang w:val="en-US"/>
+        </w:rPr>
+        <w:t xml:space="preserve"> secure way to access the House Server without re-entering credentials.</w:t>
       </w:r>
     </w:p>
     <w:p>
@@ -5118,8 +5217,140 @@
     </w:p>
     <w:p>
       <w:pPr>
+        <w:keepNext w:val="0"/>
+        <w:keepLines w:val="0"/>
+        <w:spacing w:before="0" w:beforeAutospacing="off" w:after="0" w:afterAutospacing="off"/>
+        <w:contextualSpacing w:val="1"/>
+        <w:rPr>
+          <w:rFonts w:ascii="Arial" w:hAnsi="Arial" w:eastAsia="Arial" w:cs="Arial"/>
+          <w:noProof w:val="0"/>
+          <w:color w:val="000000" w:themeColor="text1" w:themeTint="FF" w:themeShade="FF"/>
+          <w:sz w:val="24"/>
+          <w:szCs w:val="24"/>
+          <w:lang w:val="en-US"/>
+        </w:rPr>
+      </w:pPr>
+    </w:p>
+    <w:p>
+      <w:pPr>
+        <w:pStyle w:val="Rubrik2"/>
+        <w:spacing w:before="120" w:beforeAutospacing="off"/>
+        <w:rPr>
+          <w:b w:val="1"/>
+          <w:bCs w:val="1"/>
+          <w:noProof w:val="0"/>
+          <w:color w:val="000000" w:themeColor="text1" w:themeTint="FF" w:themeShade="FF"/>
+          <w:sz w:val="28"/>
+          <w:szCs w:val="28"/>
+          <w:lang w:val="en-US"/>
+        </w:rPr>
+      </w:pPr>
+      <w:r>
+        <w:rPr>
+          <w:b w:val="1"/>
+          <w:bCs w:val="1"/>
+          <w:noProof w:val="0"/>
+          <w:color w:val="000000" w:themeColor="text1" w:themeTint="FF" w:themeShade="FF"/>
+          <w:sz w:val="28"/>
+          <w:szCs w:val="28"/>
+          <w:lang w:val="en-US"/>
+        </w:rPr>
+        <w:t>R20. Web Device Synchronization – Essential</w:t>
+      </w:r>
+    </w:p>
+    <w:p>
+      <w:pPr>
+        <w:spacing w:before="120" w:beforeAutospacing="off" w:after="240" w:afterAutospacing="off"/>
+        <w:rPr>
+          <w:rFonts w:ascii="Arial" w:hAnsi="Arial" w:eastAsia="Arial" w:cs="Arial"/>
+          <w:b w:val="0"/>
+          <w:bCs w:val="0"/>
+          <w:noProof w:val="0"/>
+          <w:sz w:val="24"/>
+          <w:szCs w:val="24"/>
+          <w:lang w:val="en-US"/>
+        </w:rPr>
+      </w:pPr>
+      <w:r>
+        <w:rPr>
+          <w:rFonts w:ascii="Arial" w:hAnsi="Arial" w:eastAsia="Arial" w:cs="Arial"/>
+          <w:b w:val="0"/>
+          <w:bCs w:val="0"/>
+          <w:noProof w:val="0"/>
+          <w:sz w:val="24"/>
+          <w:szCs w:val="24"/>
+          <w:lang w:val="en-US"/>
+        </w:rPr>
+        <w:t xml:space="preserve">The web application shall synchronize device states with the cloud database using Firebase </w:t>
+      </w:r>
+      <w:r>
+        <w:rPr>
+          <w:rFonts w:ascii="Arial" w:hAnsi="Arial" w:eastAsia="Arial" w:cs="Arial"/>
+          <w:b w:val="0"/>
+          <w:bCs w:val="0"/>
+          <w:noProof w:val="0"/>
+          <w:sz w:val="24"/>
+          <w:szCs w:val="24"/>
+          <w:lang w:val="en-US"/>
+        </w:rPr>
+        <w:t>Firestore</w:t>
+      </w:r>
+      <w:r>
+        <w:rPr>
+          <w:rFonts w:ascii="Arial" w:hAnsi="Arial" w:eastAsia="Arial" w:cs="Arial"/>
+          <w:b w:val="0"/>
+          <w:bCs w:val="0"/>
+          <w:noProof w:val="0"/>
+          <w:sz w:val="24"/>
+          <w:szCs w:val="24"/>
+          <w:lang w:val="en-US"/>
+        </w:rPr>
+        <w:t xml:space="preserve"> real-time listeners.</w:t>
+      </w:r>
+      <w:r>
+        <w:br/>
+      </w:r>
+      <w:r>
+        <w:rPr>
+          <w:rFonts w:ascii="Arial" w:hAnsi="Arial" w:eastAsia="Arial" w:cs="Arial"/>
+          <w:b w:val="0"/>
+          <w:bCs w:val="0"/>
+          <w:noProof w:val="0"/>
+          <w:sz w:val="24"/>
+          <w:szCs w:val="24"/>
+          <w:lang w:val="en-US"/>
+        </w:rPr>
+        <w:t xml:space="preserve">Device status updates shall automatically update the UI without manual </w:t>
+      </w:r>
+      <w:r>
+        <w:rPr>
+          <w:rFonts w:ascii="Arial" w:hAnsi="Arial" w:eastAsia="Arial" w:cs="Arial"/>
+          <w:b w:val="0"/>
+          <w:bCs w:val="0"/>
+          <w:noProof w:val="0"/>
+          <w:sz w:val="24"/>
+          <w:szCs w:val="24"/>
+          <w:lang w:val="en-US"/>
+        </w:rPr>
+        <w:t>refresh</w:t>
+      </w:r>
+      <w:r>
+        <w:rPr>
+          <w:rFonts w:ascii="Arial" w:hAnsi="Arial" w:eastAsia="Arial" w:cs="Arial"/>
+          <w:b w:val="0"/>
+          <w:bCs w:val="0"/>
+          <w:noProof w:val="0"/>
+          <w:sz w:val="24"/>
+          <w:szCs w:val="24"/>
+          <w:lang w:val="en-US"/>
+        </w:rPr>
+        <w:t>.</w:t>
+      </w:r>
+    </w:p>
+    <w:p>
+      <w:pPr>
         <w:pStyle w:val="Normal"/>
-        <w:spacing w:line="276" w:lineRule="auto"/>
+        <w:spacing w:before="0" w:beforeAutospacing="off" w:after="0" w:afterAutospacing="off" w:line="276" w:lineRule="auto"/>
         <w:rPr>
           <w:rFonts w:ascii="Arial" w:hAnsi="Arial" w:eastAsia="Arial" w:cs="Arial"/>
           <w:b w:val="1"/>
@@ -5157,12 +5388,14 @@
           <w:szCs w:val="28"/>
           <w:lang w:val="en-US"/>
         </w:rPr>
-        <w:t>R19. Web Authentication Integration – Essential</w:t>
+        <w:t>R21. Web Hub Control Panel – Essential</w:t>
       </w:r>
     </w:p>
     <w:p>
       <w:pPr>
+        <w:pStyle w:val="Normal"/>
         <w:spacing w:before="0" w:beforeAutospacing="off" w:after="0" w:afterAutospacing="off"/>
+        <w:ind w:left="0"/>
         <w:rPr>
           <w:rFonts w:ascii="Arial" w:hAnsi="Arial" w:eastAsia="Arial" w:cs="Arial"/>
           <w:noProof w:val="0"/>
@@ -5181,12 +5414,17 @@
           <w:szCs w:val="24"/>
           <w:lang w:val="en-US"/>
         </w:rPr>
-        <w:t>The web application shall authenticate users using Firebase Authentication (email/password).</w:t>
-      </w:r>
-      <w:r>
-        <w:br/>
-      </w:r>
-      <w:r>
+        <w:t>The web application shall provide a Hub dashboard that allows users to:</w:t>
+      </w:r>
+    </w:p>
+    <w:p>
+      <w:pPr>
+        <w:pStyle w:val="Liststycke"/>
+        <w:numPr>
+          <w:ilvl w:val="0"/>
+          <w:numId w:val="7"/>
+        </w:numPr>
+        <w:spacing w:before="0" w:beforeAutospacing="off" w:after="0" w:afterAutospacing="off"/>
         <w:rPr>
           <w:rFonts w:ascii="Arial" w:hAnsi="Arial" w:eastAsia="Arial" w:cs="Arial"/>
           <w:noProof w:val="0"/>
@@ -5195,11 +5433,7 @@
           <w:szCs w:val="24"/>
           <w:lang w:val="en-US"/>
         </w:rPr>
-        <w:t xml:space="preserve"> After successful login, the user shall be redirected to the Hub dashboard.</w:t>
-      </w:r>
-      <w:r>
-        <w:br/>
-      </w:r>
+      </w:pPr>
       <w:r>
         <w:rPr>
           <w:rFonts w:ascii="Arial" w:hAnsi="Arial" w:eastAsia="Arial" w:cs="Arial"/>
@@ -5209,56 +5443,17 @@
           <w:szCs w:val="24"/>
           <w:lang w:val="en-US"/>
         </w:rPr>
-        <w:t xml:space="preserve"> Unauthorized users shall not access protected routes (e.g., /hub).</w:t>
+        <w:t>Control actuator devices (lights, fans, servo motors such as door/window)</w:t>
       </w:r>
     </w:p>
     <w:p>
       <w:pPr>
+        <w:pStyle w:val="Liststycke"/>
+        <w:numPr>
+          <w:ilvl w:val="0"/>
+          <w:numId w:val="7"/>
+        </w:numPr>
         <w:spacing w:before="0" w:beforeAutospacing="off" w:after="0" w:afterAutospacing="off"/>
-        <w:rPr>
-          <w:rFonts w:ascii="Arial" w:hAnsi="Arial" w:eastAsia="Arial" w:cs="Arial"/>
-          <w:noProof w:val="0"/>
-          <w:color w:val="000000" w:themeColor="text1" w:themeTint="FF" w:themeShade="FF"/>
-          <w:sz w:val="28"/>
-          <w:szCs w:val="28"/>
-          <w:lang w:val="en-US"/>
-        </w:rPr>
-      </w:pPr>
-    </w:p>
-    <w:p>
-      <w:pPr>
-        <w:pStyle w:val="Rubrik2"/>
-        <w:spacing w:before="0" w:beforeAutospacing="off" w:after="0" w:afterAutospacing="off"/>
-        <w:rPr>
-          <w:rFonts w:ascii="Arial" w:hAnsi="Arial" w:eastAsia="Arial" w:cs="Arial"/>
-          <w:b w:val="1"/>
-          <w:bCs w:val="1"/>
-          <w:noProof w:val="0"/>
-          <w:color w:val="000000" w:themeColor="text1" w:themeTint="FF" w:themeShade="FF"/>
-          <w:sz w:val="28"/>
-          <w:szCs w:val="28"/>
-          <w:lang w:val="en-US"/>
-        </w:rPr>
-      </w:pPr>
-      <w:r>
-        <w:rPr>
-          <w:rFonts w:ascii="Arial" w:hAnsi="Arial" w:eastAsia="Arial" w:cs="Arial"/>
-          <w:b w:val="1"/>
-          <w:bCs w:val="1"/>
-          <w:noProof w:val="0"/>
-          <w:color w:val="000000" w:themeColor="text1" w:themeTint="FF" w:themeShade="FF"/>
-          <w:sz w:val="28"/>
-          <w:szCs w:val="28"/>
-          <w:lang w:val="en-US"/>
-        </w:rPr>
-        <w:t>R21. Web Hub Control Panel – Essential</w:t>
-      </w:r>
-    </w:p>
-    <w:p>
-      <w:pPr>
-        <w:pStyle w:val="Normal"/>
-        <w:spacing w:before="0" w:beforeAutospacing="off" w:after="0" w:afterAutospacing="off"/>
-        <w:ind w:left="0"/>
         <w:rPr>
           <w:rFonts w:ascii="Arial" w:hAnsi="Arial" w:eastAsia="Arial" w:cs="Arial"/>
           <w:noProof w:val="0"/>
@@ -5277,7 +5472,7 @@
           <w:szCs w:val="24"/>
           <w:lang w:val="en-US"/>
         </w:rPr>
-        <w:t>The web application shall provide a Hub dashboard that allows users to:</w:t>
+        <w:t>Toggle device states (ON/OFF, OPEN/CLOSED)</w:t>
       </w:r>
     </w:p>
     <w:p>
@@ -5285,7 +5480,7 @@
         <w:pStyle w:val="Liststycke"/>
         <w:numPr>
           <w:ilvl w:val="0"/>
-          <w:numId w:val="2"/>
+          <w:numId w:val="7"/>
         </w:numPr>
         <w:spacing w:before="0" w:beforeAutospacing="off" w:after="0" w:afterAutospacing="off"/>
         <w:rPr>
@@ -5306,7 +5501,7 @@
           <w:szCs w:val="24"/>
           <w:lang w:val="en-US"/>
         </w:rPr>
-        <w:t>Toggle actuators (servo, relay, LED)</w:t>
+        <w:t>Monitor sensor values (motion, gas, steam)</w:t>
       </w:r>
     </w:p>
     <w:p>
@@ -5314,7 +5509,7 @@
         <w:pStyle w:val="Liststycke"/>
         <w:numPr>
           <w:ilvl w:val="0"/>
-          <w:numId w:val="2"/>
+          <w:numId w:val="7"/>
         </w:numPr>
         <w:spacing w:before="0" w:beforeAutospacing="off" w:after="0" w:afterAutospacing="off"/>
         <w:rPr>
@@ -5335,17 +5530,16 @@
           <w:szCs w:val="24"/>
           <w:lang w:val="en-US"/>
         </w:rPr>
-        <w:t>Adjust slider-based devices (brightness, fan)</w:t>
+        <w:t>Display system synchronization status (last update, source device)</w:t>
       </w:r>
     </w:p>
     <w:p>
       <w:pPr>
-        <w:pStyle w:val="Liststycke"/>
-        <w:numPr>
-          <w:ilvl w:val="0"/>
-          <w:numId w:val="2"/>
-        </w:numPr>
+        <w:pStyle w:val="Normal"/>
         <w:spacing w:before="0" w:beforeAutospacing="off" w:after="0" w:afterAutospacing="off"/>
+        <w:ind w:left="0"/>
+      </w:pPr>
+      <w:r>
         <w:rPr>
           <w:rFonts w:ascii="Arial" w:hAnsi="Arial" w:eastAsia="Arial" w:cs="Arial"/>
           <w:noProof w:val="0"/>
@@ -5354,65 +5548,7 @@
           <w:szCs w:val="24"/>
           <w:lang w:val="en-US"/>
         </w:rPr>
-      </w:pPr>
-      <w:r>
-        <w:rPr>
-          <w:rFonts w:ascii="Arial" w:hAnsi="Arial" w:eastAsia="Arial" w:cs="Arial"/>
-          <w:noProof w:val="0"/>
-          <w:color w:val="000000" w:themeColor="text1" w:themeTint="FF" w:themeShade="FF"/>
-          <w:sz w:val="24"/>
-          <w:szCs w:val="24"/>
-          <w:lang w:val="en-US"/>
-        </w:rPr>
-        <w:t>View sensor status (PIR, buzzer)</w:t>
-      </w:r>
-    </w:p>
-    <w:p>
-      <w:pPr>
-        <w:pStyle w:val="Normal"/>
-        <w:spacing w:before="0" w:beforeAutospacing="off" w:after="0" w:afterAutospacing="off"/>
-        <w:ind w:left="0"/>
-        <w:rPr>
-          <w:rFonts w:ascii="Arial" w:hAnsi="Arial" w:eastAsia="Arial" w:cs="Arial"/>
-          <w:noProof w:val="0"/>
-          <w:color w:val="000000" w:themeColor="text1" w:themeTint="FF" w:themeShade="FF"/>
-          <w:sz w:val="24"/>
-          <w:szCs w:val="24"/>
-          <w:lang w:val="en-US"/>
-        </w:rPr>
-      </w:pPr>
-      <w:r>
-        <w:rPr>
-          <w:rFonts w:ascii="Arial" w:hAnsi="Arial" w:eastAsia="Arial" w:cs="Arial"/>
-          <w:noProof w:val="0"/>
-          <w:color w:val="000000" w:themeColor="text1" w:themeTint="FF" w:themeShade="FF"/>
-          <w:sz w:val="24"/>
-          <w:szCs w:val="24"/>
-          <w:lang w:val="en-US"/>
-        </w:rPr>
-        <w:t xml:space="preserve">All UI interactions shall </w:t>
-      </w:r>
-      <w:r>
-        <w:rPr>
-          <w:rFonts w:ascii="Arial" w:hAnsi="Arial" w:eastAsia="Arial" w:cs="Arial"/>
-          <w:noProof w:val="0"/>
-          <w:color w:val="000000" w:themeColor="text1" w:themeTint="FF" w:themeShade="FF"/>
-          <w:sz w:val="24"/>
-          <w:szCs w:val="24"/>
-          <w:lang w:val="en-US"/>
-        </w:rPr>
-        <w:t>immediately</w:t>
-      </w:r>
-      <w:r>
-        <w:rPr>
-          <w:rFonts w:ascii="Arial" w:hAnsi="Arial" w:eastAsia="Arial" w:cs="Arial"/>
-          <w:noProof w:val="0"/>
-          <w:color w:val="000000" w:themeColor="text1" w:themeTint="FF" w:themeShade="FF"/>
-          <w:sz w:val="24"/>
-          <w:szCs w:val="24"/>
-          <w:lang w:val="en-US"/>
-        </w:rPr>
-        <w:t xml:space="preserve"> reflect current device state.</w:t>
+        <w:t>All UI interactions shall immediately reflect current device state using real-time database synchronization.</w:t>
       </w:r>
     </w:p>
     <w:p>
@@ -6336,6 +6472,118 @@
 
 <file path=word/numbering.xml><?xml version="1.0" encoding="utf-8"?>
 <w:numbering xmlns:wpc="http://schemas.microsoft.com/office/word/2010/wordprocessingCanvas" xmlns:cx="http://schemas.microsoft.com/office/drawing/2014/chartex" xmlns:cx1="http://schemas.microsoft.com/office/drawing/2015/9/8/chartex" xmlns:cx2="http://schemas.microsoft.com/office/drawing/2015/10/21/chartex" xmlns:cx3="http://schemas.microsoft.com/office/drawing/2016/5/9/chartex" xmlns:cx4="http://schemas.microsoft.com/office/drawing/2016/5/10/chartex" xmlns:cx5="http://schemas.microsoft.com/office/drawing/2016/5/11/chartex" xmlns:cx6="http://schemas.microsoft.com/office/drawing/2016/5/12/chartex" xmlns:cx7="http://schemas.microsoft.com/office/drawing/2016/5/13/chartex" xmlns:cx8="http://schemas.microsoft.com/office/drawing/2016/5/14/chartex" xmlns:mc="http://schemas.openxmlformats.org/markup-compatibility/2006" xmlns:aink="http://schemas.microsoft.com/office/drawing/2016/ink" xmlns:am3d="http://schemas.microsoft.com/office/drawing/2017/model3d" xmlns:o="urn:schemas-microsoft-com:office:office" xmlns:oel="http://schemas.microsoft.com/office/2019/extlst" xmlns:r="http://schemas.openxmlformats.org/officeDocument/2006/relationships" xmlns:m="http://schemas.openxmlformats.org/officeDocument/2006/math" xmlns:v="urn:schemas-microsoft-com:vml" xmlns:wp14="http://schemas.microsoft.com/office/word/2010/wordprocessingDrawing" xmlns:wp="http://schemas.openxmlformats.org/drawingml/2006/wordprocessingDrawing" xmlns:w10="urn:schemas-microsoft-com:office:word" xmlns:w="http://schemas.openxmlformats.org/wordprocessingml/2006/main" xmlns:w14="http://schemas.microsoft.com/office/word/2010/wordml" xmlns:w15="http://schemas.microsoft.com/office/word/2012/wordml" xmlns:w16cex="http://schemas.microsoft.com/office/word/2018/wordml/cex" xmlns:w16cid="http://schemas.microsoft.com/office/word/2016/wordml/cid" xmlns:w16="http://schemas.microsoft.com/office/word/2018/wordml" xmlns:w16du="http://schemas.microsoft.com/office/word/2023/wordml/word16du" xmlns:w16sdtdh="http://schemas.microsoft.com/office/word/2020/wordml/sdtdatahash" xmlns:w16sdtfl="http://schemas.microsoft.com/office/word/2024/wordml/sdtformatlock" xmlns:w16se="http://schemas.microsoft.com/office/word/2015/wordml/symex" xmlns:wpg="http://schemas.microsoft.com/office/word/2010/wordprocessingGroup" xmlns:wpi="http://schemas.microsoft.com/office/word/2010/wordprocessingInk" xmlns:wne="http://schemas.microsoft.com/office/word/2006/wordml" xmlns:wps="http://schemas.microsoft.com/office/word/2010/wordprocessingShape" mc:Ignorable="w14 w15 w16se w16cid w16 w16cex w16sdtdh w16sdtfl w16du wp14">
+  <w:abstractNum xmlns:w="http://schemas.openxmlformats.org/wordprocessingml/2006/main" w:abstractNumId="6">
+    <w:nsid w:val="54b46738"/>
+    <w:multiLevelType xmlns:w="http://schemas.openxmlformats.org/wordprocessingml/2006/main" w:val="hybridMultilevel"/>
+    <w:lvl xmlns:w="http://schemas.openxmlformats.org/wordprocessingml/2006/main" w:ilvl="0">
+      <w:start w:val="1"/>
+      <w:numFmt w:val="bullet"/>
+      <w:lvlText w:val=""/>
+      <w:lvlJc w:val="left"/>
+      <w:pPr>
+        <w:ind w:left="720" w:hanging="360"/>
+      </w:pPr>
+      <w:rPr>
+        <w:rFonts w:hint="default" w:ascii="Symbol" w:hAnsi="Symbol"/>
+      </w:rPr>
+    </w:lvl>
+    <w:lvl xmlns:w="http://schemas.openxmlformats.org/wordprocessingml/2006/main" w:ilvl="1">
+      <w:start w:val="1"/>
+      <w:numFmt w:val="bullet"/>
+      <w:lvlText w:val="o"/>
+      <w:lvlJc w:val="left"/>
+      <w:pPr>
+        <w:ind w:left="1440" w:hanging="360"/>
+      </w:pPr>
+      <w:rPr>
+        <w:rFonts w:hint="default" w:ascii="Courier New" w:hAnsi="Courier New"/>
+      </w:rPr>
+    </w:lvl>
+    <w:lvl xmlns:w="http://schemas.openxmlformats.org/wordprocessingml/2006/main" w:ilvl="2">
+      <w:start w:val="1"/>
+      <w:numFmt w:val="bullet"/>
+      <w:lvlText w:val=""/>
+      <w:lvlJc w:val="left"/>
+      <w:pPr>
+        <w:ind w:left="2160" w:hanging="360"/>
+      </w:pPr>
+      <w:rPr>
+        <w:rFonts w:hint="default" w:ascii="Wingdings" w:hAnsi="Wingdings"/>
+      </w:rPr>
+    </w:lvl>
+    <w:lvl xmlns:w="http://schemas.openxmlformats.org/wordprocessingml/2006/main" w:ilvl="3">
+      <w:start w:val="1"/>
+      <w:numFmt w:val="bullet"/>
+      <w:lvlText w:val=""/>
+      <w:lvlJc w:val="left"/>
+      <w:pPr>
+        <w:ind w:left="2880" w:hanging="360"/>
+      </w:pPr>
+      <w:rPr>
+        <w:rFonts w:hint="default" w:ascii="Symbol" w:hAnsi="Symbol"/>
+      </w:rPr>
+    </w:lvl>
+    <w:lvl xmlns:w="http://schemas.openxmlformats.org/wordprocessingml/2006/main" w:ilvl="4">
+      <w:start w:val="1"/>
+      <w:numFmt w:val="bullet"/>
+      <w:lvlText w:val="o"/>
+      <w:lvlJc w:val="left"/>
+      <w:pPr>
+        <w:ind w:left="3600" w:hanging="360"/>
+      </w:pPr>
+      <w:rPr>
+        <w:rFonts w:hint="default" w:ascii="Courier New" w:hAnsi="Courier New"/>
+      </w:rPr>
+    </w:lvl>
+    <w:lvl xmlns:w="http://schemas.openxmlformats.org/wordprocessingml/2006/main" w:ilvl="5">
+      <w:start w:val="1"/>
+      <w:numFmt w:val="bullet"/>
+      <w:lvlText w:val=""/>
+      <w:lvlJc w:val="left"/>
+      <w:pPr>
+        <w:ind w:left="4320" w:hanging="360"/>
+      </w:pPr>
+      <w:rPr>
+        <w:rFonts w:hint="default" w:ascii="Wingdings" w:hAnsi="Wingdings"/>
+      </w:rPr>
+    </w:lvl>
+    <w:lvl xmlns:w="http://schemas.openxmlformats.org/wordprocessingml/2006/main" w:ilvl="6">
+      <w:start w:val="1"/>
+      <w:numFmt w:val="bullet"/>
+      <w:lvlText w:val=""/>
+      <w:lvlJc w:val="left"/>
+      <w:pPr>
+        <w:ind w:left="5040" w:hanging="360"/>
+      </w:pPr>
+      <w:rPr>
+        <w:rFonts w:hint="default" w:ascii="Symbol" w:hAnsi="Symbol"/>
+      </w:rPr>
+    </w:lvl>
+    <w:lvl xmlns:w="http://schemas.openxmlformats.org/wordprocessingml/2006/main" w:ilvl="7">
+      <w:start w:val="1"/>
+      <w:numFmt w:val="bullet"/>
+      <w:lvlText w:val="o"/>
+      <w:lvlJc w:val="left"/>
+      <w:pPr>
+        <w:ind w:left="5760" w:hanging="360"/>
+      </w:pPr>
+      <w:rPr>
+        <w:rFonts w:hint="default" w:ascii="Courier New" w:hAnsi="Courier New"/>
+      </w:rPr>
+    </w:lvl>
+    <w:lvl xmlns:w="http://schemas.openxmlformats.org/wordprocessingml/2006/main" w:ilvl="8">
+      <w:start w:val="1"/>
+      <w:numFmt w:val="bullet"/>
+      <w:lvlText w:val=""/>
+      <w:lvlJc w:val="left"/>
+      <w:pPr>
+        <w:ind w:left="6480" w:hanging="360"/>
+      </w:pPr>
+      <w:rPr>
+        <w:rFonts w:hint="default" w:ascii="Wingdings" w:hAnsi="Wingdings"/>
+      </w:rPr>
+    </w:lvl>
+  </w:abstractNum>
   <w:abstractNum xmlns:w="http://schemas.openxmlformats.org/wordprocessingml/2006/main" w:abstractNumId="5">
     <w:nsid w:val="196bce8b"/>
     <w:multiLevelType xmlns:w="http://schemas.openxmlformats.org/wordprocessingml/2006/main" w:val="hybridMultilevel"/>
@@ -7009,6 +7257,9 @@
       </w:rPr>
     </w:lvl>
   </w:abstractNum>
+  <w:num w:numId="7">
+    <w:abstractNumId w:val="6"/>
+  </w:num>
   <w:num w:numId="6">
     <w:abstractNumId w:val="5"/>
   </w:num>
